--- a/tailored_resumes_daily_20261025_210622/Amazon_Software_Dev_Engineer_II_4457379115/VipulSapra_Resume.docx
+++ b/tailored_resumes_daily_20261025_210622/Amazon_Software_Dev_Engineer_II_4457379115/VipulSapra_Resume.docx
@@ -609,7 +609,7 @@
       <w:r>
         <w:rPr>
         </w:rPr>
-        <w:t xml:space="preserve">Distributed Systems, Profit Intelligence, Unit Economics, Predictive Modeling, Anomaly Detection, Dimensional Data Modeling, Star/Snowflake Schemas, Slowly Changing Dimensions (SCD Type 1/2), Natural Language Processing, Generative AI, Automated QA Testing, Root Cause Analysis, CI/CD, Data Governance, Lineage Tracking</w:t>
+        <w:t xml:space="preserve">Distributed Systems Architecture, Agentic AI Workflows, LLM Orchestration, Autonomous Anomaly Detection, Machine Learning &amp; Forecasting (XGBoost, SARIMA), Data Lakehouse Design, Dimensional Modeling (Star/Snowflake, SCD I/II), Data Quality Governance &amp; Lineage, Unit Economics &amp; Predictive Analytics</w:t>
       </w:r>
     </w:p>
     <w:p>
@@ -622,141 +622,14 @@
       </w:pPr>
       <w:r>
         <w:rPr>
-          <w:b/>
-        </w:rPr>
-        <w:t xml:space="preserve">Programming Languages and Tools: </w:t>
-      </w:r>
-      <w:r>
-        <w:rPr>
-          <w:rFonts w:hint="default" w:asciiTheme="minorHAnsi" w:hAnsiTheme="minorHAnsi" w:cstheme="minorHAnsi"/>
-          <w:lang w:val="en-US"/>
-        </w:rPr>
-        <w:t xml:space="preserve">Agentic AI powered KIRO IDE, </w:t>
-      </w:r>
-      <w:r>
-        <w:rPr>
-          <w:rFonts w:asciiTheme="minorHAnsi" w:hAnsiTheme="minorHAnsi" w:cstheme="minorHAnsi"/>
-        </w:rPr>
-        <w:t xml:space="preserve">SQL, Python, </w:t>
-      </w:r>
-      <w:r>
-        <w:rPr>
-          <w:rFonts w:asciiTheme="minorHAnsi" w:hAnsiTheme="minorHAnsi" w:eastAsiaTheme="minorHAnsi" w:cstheme="minorHAnsi"/>
-          <w:lang w:bidi="ar-SA"/>
-        </w:rPr>
-        <w:t>UNIX Shell Scripting,</w:t>
-      </w:r>
-      <w:r>
-        <w:rPr>
-          <w:rFonts w:asciiTheme="minorHAnsi" w:hAnsiTheme="minorHAnsi" w:cstheme="minorHAnsi"/>
-        </w:rPr>
-        <w:t xml:space="preserve"> Redshift, </w:t>
-      </w:r>
-      <w:r>
-        <w:rPr>
-          <w:rFonts w:asciiTheme="minorHAnsi" w:hAnsiTheme="minorHAnsi" w:eastAsiaTheme="minorHAnsi" w:cstheme="minorHAnsi"/>
-          <w:lang w:bidi="ar-SA"/>
-        </w:rPr>
-        <w:t>Teradata,</w:t>
-      </w:r>
-      <w:r>
-        <w:rPr>
-          <w:rFonts w:asciiTheme="minorHAnsi" w:hAnsiTheme="minorHAnsi" w:cstheme="minorHAnsi"/>
-        </w:rPr>
-        <w:t xml:space="preserve"> Snowflake,</w:t>
-      </w:r>
-      <w:r>
-        <w:rPr>
-          <w:rFonts w:hint="default" w:asciiTheme="minorHAnsi" w:hAnsiTheme="minorHAnsi" w:cstheme="minorHAnsi"/>
-          <w:lang w:val="en-US"/>
-        </w:rPr>
-        <w:t xml:space="preserve"> </w:t>
-      </w:r>
-      <w:r>
-        <w:rPr>
-          <w:rFonts w:asciiTheme="minorHAnsi" w:hAnsiTheme="minorHAnsi" w:cstheme="minorHAnsi"/>
-        </w:rPr>
-        <w:t>Apache Spark, Hadoop</w:t>
-      </w:r>
-      <w:r>
-        <w:rPr>
-          <w:rFonts w:hint="default" w:asciiTheme="minorHAnsi" w:hAnsiTheme="minorHAnsi" w:cstheme="minorHAnsi"/>
-          <w:lang w:val="en-US"/>
-        </w:rPr>
-        <w:t xml:space="preserve">, </w:t>
-      </w:r>
-      <w:r>
-        <w:rPr>
-          <w:rFonts w:asciiTheme="minorHAnsi" w:hAnsiTheme="minorHAnsi" w:cstheme="minorHAnsi"/>
-        </w:rPr>
-        <w:t>MSTR, Tableau,</w:t>
-      </w:r>
-      <w:r>
-        <w:rPr>
-          <w:rFonts w:hint="default" w:asciiTheme="minorHAnsi" w:hAnsiTheme="minorHAnsi" w:cstheme="minorHAnsi"/>
-          <w:lang w:val="en-US"/>
-        </w:rPr>
-        <w:t xml:space="preserve"> </w:t>
-      </w:r>
-      <w:r>
-        <w:rPr>
-          <w:rFonts w:asciiTheme="minorHAnsi" w:hAnsiTheme="minorHAnsi" w:cstheme="minorHAnsi"/>
-        </w:rPr>
-        <w:t>TensorFlow, Keras, XGBoost, Scikit-Learn</w:t>
-      </w:r>
-      <w:r>
-        <w:rPr>
-          <w:rFonts w:hint="default" w:asciiTheme="minorHAnsi" w:hAnsiTheme="minorHAnsi" w:cstheme="minorHAnsi"/>
-          <w:lang w:val="en-US"/>
-        </w:rPr>
-        <w:t>,</w:t>
-      </w:r>
-      <w:r>
-        <w:rPr>
-          <w:rFonts w:asciiTheme="minorHAnsi" w:hAnsiTheme="minorHAnsi" w:cstheme="minorHAnsi"/>
-        </w:rPr>
-        <w:t xml:space="preserve"> JIRA, </w:t>
-      </w:r>
-      <w:r>
-        <w:rPr>
-          <w:rFonts w:asciiTheme="minorHAnsi" w:hAnsiTheme="minorHAnsi" w:cstheme="minorHAnsi"/>
-          <w:bCs/>
-        </w:rPr>
-        <w:t>Collibra</w:t>
-      </w:r>
-      <w:r>
-        <w:rPr>
-          <w:rFonts w:hint="default" w:asciiTheme="minorHAnsi" w:hAnsiTheme="minorHAnsi" w:cstheme="minorHAnsi"/>
-          <w:bCs/>
-          <w:lang w:val="en-US"/>
-        </w:rPr>
-        <w:t xml:space="preserve">, </w:t>
-      </w:r>
-      <w:r>
-        <w:rPr>
-          <w:rFonts w:asciiTheme="minorHAnsi" w:hAnsiTheme="minorHAnsi" w:cstheme="minorHAnsi"/>
-        </w:rPr>
-        <w:t>One Automation,</w:t>
-      </w:r>
-      <w:r>
-        <w:rPr>
-          <w:rFonts w:hint="default" w:asciiTheme="minorHAnsi" w:hAnsiTheme="minorHAnsi" w:cstheme="minorHAnsi"/>
-          <w:lang w:val="en-US"/>
-        </w:rPr>
-        <w:t xml:space="preserve"> Airflow, </w:t>
-      </w:r>
-      <w:r>
-        <w:rPr>
-          <w:rFonts w:asciiTheme="minorHAnsi" w:hAnsiTheme="minorHAnsi" w:cstheme="minorHAnsi"/>
-        </w:rPr>
-        <w:t>Microsoft Excel</w:t>
-      </w:r>
-      <w:r>
-        <w:rPr>
-          <w:rFonts w:hint="default" w:asciiTheme="minorHAnsi" w:hAnsiTheme="minorHAnsi" w:cstheme="minorHAnsi"/>
-          <w:lang w:val="en-US"/>
-        </w:rPr>
-        <w:t>.</w:t>
+          <w:b xmlns:w="http://schemas.openxmlformats.org/wordprocessingml/2006/main"/>
+        </w:rPr>
+        <w:t>Programming Languages and Tools: </w:t>
+      </w:r>
+      <w:r>
+        <w:rPr>
+        </w:rPr>
+        <w:t xml:space="preserve">Python, PySpark, Apache Spark, AWS (Redshift, S3, Glue, Kinesis), Databricks, Snowflake, Azure (ADF, Synapse), KIRO IDE, Power BI (DAX), Tableau, Collibra, Git, Scikit-Learn, SQL</w:t>
       </w:r>
     </w:p>
     <w:p>
@@ -941,7 +814,7 @@
           <w:bCs/>
           <w:lang w:val="en-US" w:bidi="ar-SA"/>
         </w:rPr>
-        <w:t xml:space="preserve">Senior Software Development Engineer - Profit Intelligence &amp; Large-Scale Distributed Data Platforms &amp; AI Engineer </w:t>
+        <w:t xml:space="preserve">Software Dev Engineer II - AI &amp; Profit Intelligence Platforms </w:t>
       </w:r>
       <w:r>
         <w:rPr>
@@ -1026,53 +899,22 @@
       </w:pPr>
       <w:r>
         <w:rPr>
-          <w:rFonts w:hint="default" w:ascii="Calibri" w:hAnsi="Calibri" w:cs="Calibri"/>
-          <w:b/>
-          <w:bCs/>
-          <w:sz w:val="22"/>
-          <w:szCs w:val="22"/>
-        </w:rPr>
-        <w:t>Engineered an enterprise AI-driven reporting platform</w:t>
-      </w:r>
-      <w:r>
-        <w:rPr>
-          <w:rFonts w:hint="default" w:ascii="Calibri" w:hAnsi="Calibri" w:cs="Calibri"/>
-          <w:sz w:val="22"/>
-          <w:szCs w:val="22"/>
-        </w:rPr>
-        <w:t xml:space="preserve"> that autonomously answers ad-hoc data questions, streamlining scheduled report delivery and reducing manual reporting turnaround for business stakeholders.</w:t>
-      </w:r>
-      <w:r>
-        <w:rPr>
-          <w:rFonts w:hint="default" w:ascii="Calibri" w:hAnsi="Calibri" w:cs="Calibri"/>
-          <w:b w:val="0"/>
-          <w:bCs w:val="0"/>
-          <w:sz w:val="22"/>
-          <w:szCs w:val="22"/>
-          <w:lang w:val="en-US"/>
-        </w:rPr>
-        <w:t xml:space="preserve"> </w:t>
-      </w:r>
-      <w:r>
-        <w:rPr>
-          <w:rFonts w:hint="default" w:asciiTheme="minorHAnsi" w:hAnsiTheme="minorHAnsi" w:cstheme="minorHAnsi"/>
-          <w:b/>
-          <w:bCs/>
-          <w:sz w:val="22"/>
-          <w:szCs w:val="22"/>
-          <w:lang w:val="en-US"/>
-        </w:rPr>
-        <w:t>Agentic AI powered KIRO IDE</w:t>
-      </w:r>
-      <w:r>
-        <w:rPr>
-          <w:rFonts w:hint="default" w:ascii="Calibri" w:hAnsi="Calibri" w:cs="Calibri"/>
-          <w:b w:val="0"/>
-          <w:bCs w:val="0"/>
-          <w:sz w:val="22"/>
-          <w:szCs w:val="22"/>
-        </w:rPr>
-        <w:t>.</w:t>
+          <w:rFonts xmlns:w="http://schemas.openxmlformats.org/wordprocessingml/2006/main" w:hint="default" w:ascii="Calibri" w:hAnsi="Calibri" w:cs="Calibri"/>
+          <w:b xmlns:w="http://schemas.openxmlformats.org/wordprocessingml/2006/main"/>
+          <w:bCs xmlns:w="http://schemas.openxmlformats.org/wordprocessingml/2006/main"/>
+          <w:sz xmlns:w="http://schemas.openxmlformats.org/wordprocessingml/2006/main" w:val="22"/>
+          <w:szCs xmlns:w="http://schemas.openxmlformats.org/wordprocessingml/2006/main" w:val="22"/>
+        </w:rPr>
+        <w:t>Architected agentic AI workflows and prompt orchestration </w:t>
+      </w:r>
+      <w:r>
+        <w:rPr>
+          <w:rFonts xmlns:w="http://schemas.openxmlformats.org/wordprocessingml/2006/main" w:hint="default" w:ascii="Calibri" w:hAnsi="Calibri" w:cs="Calibri"/>
+          <w:bCs xmlns:w="http://schemas.openxmlformats.org/wordprocessingml/2006/main"/>
+          <w:sz xmlns:w="http://schemas.openxmlformats.org/wordprocessingml/2006/main" w:val="22"/>
+          <w:szCs xmlns:w="http://schemas.openxmlformats.org/wordprocessingml/2006/main" w:val="22"/>
+        </w:rPr>
+        <w:t xml:space="preserve">utilizing KIRO IDE, GitHub Copilot, and custom scripts to automate schema discovery, regex classification, and code migration, accelerating delivery turnaround by 40-50%.</w:t>
       </w:r>
     </w:p>
     <w:p>
@@ -1095,50 +937,22 @@
       </w:pPr>
       <w:r>
         <w:rPr>
-          <w:rFonts w:hint="default" w:ascii="Calibri" w:hAnsi="Calibri" w:cs="Calibri"/>
-          <w:b/>
-          <w:bCs/>
-          <w:sz w:val="22"/>
-          <w:szCs w:val="22"/>
-        </w:rPr>
-        <w:t>Engineered a custom Data Profiler tool</w:t>
-      </w:r>
-      <w:r>
-        <w:rPr>
-          <w:rFonts w:hint="default" w:ascii="Calibri" w:hAnsi="Calibri" w:cs="Calibri"/>
-          <w:sz w:val="22"/>
-          <w:szCs w:val="22"/>
-        </w:rPr>
-        <w:t xml:space="preserve"> using </w:t>
-      </w:r>
-      <w:r>
-        <w:rPr>
-          <w:rFonts w:hint="default" w:ascii="Calibri" w:hAnsi="Calibri" w:cs="Calibri"/>
-          <w:b/>
-          <w:bCs/>
-          <w:sz w:val="22"/>
-          <w:szCs w:val="22"/>
-          <w:lang w:val="en-US"/>
-        </w:rPr>
-        <w:t xml:space="preserve">Agentic AI powered </w:t>
-      </w:r>
-      <w:r>
-        <w:rPr>
-          <w:rFonts w:hint="default" w:ascii="Calibri" w:hAnsi="Calibri" w:cs="Calibri"/>
-          <w:b/>
-          <w:bCs/>
-          <w:sz w:val="22"/>
-          <w:szCs w:val="22"/>
-        </w:rPr>
-        <w:t>KIRO IDE</w:t>
-      </w:r>
-      <w:r>
-        <w:rPr>
-          <w:rFonts w:hint="default" w:ascii="Calibri" w:hAnsi="Calibri" w:cs="Calibri"/>
-          <w:sz w:val="22"/>
-          <w:szCs w:val="22"/>
-        </w:rPr>
-        <w:t xml:space="preserve"> to automate the initial assessment of raw datasets, reducing the time spent on manual data discovery by over 40%.</w:t>
+          <w:rFonts xmlns:w="http://schemas.openxmlformats.org/wordprocessingml/2006/main" w:hint="default" w:ascii="Calibri" w:hAnsi="Calibri" w:cs="Calibri"/>
+          <w:b xmlns:w="http://schemas.openxmlformats.org/wordprocessingml/2006/main"/>
+          <w:bCs xmlns:w="http://schemas.openxmlformats.org/wordprocessingml/2006/main"/>
+          <w:sz xmlns:w="http://schemas.openxmlformats.org/wordprocessingml/2006/main" w:val="22"/>
+          <w:szCs xmlns:w="http://schemas.openxmlformats.org/wordprocessingml/2006/main" w:val="22"/>
+        </w:rPr>
+        <w:t>Engineered autonomous ML anomaly detection systems </w:t>
+      </w:r>
+      <w:r>
+        <w:rPr>
+          <w:rFonts xmlns:w="http://schemas.openxmlformats.org/wordprocessingml/2006/main" w:hint="default" w:ascii="Calibri" w:hAnsi="Calibri" w:cs="Calibri"/>
+          <w:bCs xmlns:w="http://schemas.openxmlformats.org/wordprocessingml/2006/main"/>
+          <w:sz xmlns:w="http://schemas.openxmlformats.org/wordprocessingml/2006/main" w:val="22"/>
+          <w:szCs xmlns:w="http://schemas.openxmlformats.org/wordprocessingml/2006/main" w:val="22"/>
+        </w:rPr>
+        <w:t xml:space="preserve">operating over distributed Spark and Cloud data pipelines to identify schema variations, distribution drift, and ETL discrepancies with 95% precision, safeguarding downstream BI integrity.</w:t>
       </w:r>
     </w:p>
     <w:p>
@@ -1167,7 +981,7 @@
           <w:sz xmlns:w="http://schemas.openxmlformats.org/wordprocessingml/2006/main" w:val="22"/>
           <w:szCs xmlns:w="http://schemas.openxmlformats.org/wordprocessingml/2006/main" w:val="22"/>
         </w:rPr>
-        <w:t>Architected petabyte-scale distributed data processing pipelines </w:t>
+        <w:t>Built high-throughput cloud lakehouse architectures </w:t>
       </w:r>
       <w:r>
         <w:rPr>
@@ -1176,7 +990,7 @@
           <w:sz xmlns:w="http://schemas.openxmlformats.org/wordprocessingml/2006/main" w:val="22"/>
           <w:szCs xmlns:w="http://schemas.openxmlformats.org/wordprocessingml/2006/main" w:val="22"/>
         </w:rPr>
-        <w:t xml:space="preserve">using Apache Spark, PySpark, and Azure Synapse to ingest, process, and crunch hundreds of TBs of incoming financial events and transactional data streams, ensuring 99.9% data availability.</w:t>
+        <w:t xml:space="preserve">using AWS (S3, Redshift), PySpark, Databricks, and Snowflake, crunching 100s of TBs of transactional data with dimensional modeling (Star/Snowflake, SCD 1/2) under 99.9% availability SLAs.</w:t>
       </w:r>
     </w:p>
     <w:p>
@@ -1207,7 +1021,7 @@
           <w:szCs xmlns:w="http://schemas.openxmlformats.org/wordprocessingml/2006/main" w:val="22"/>
           <w:lang xmlns:w="http://schemas.openxmlformats.org/wordprocessingml/2006/main" w:val="en-US"/>
         </w:rPr>
-        <w:t>Designed scalable predictive machine learning models </w:t>
+        <w:t>Deployed scalable predictive and time-series models </w:t>
       </w:r>
       <w:r>
         <w:rPr>
@@ -1217,7 +1031,7 @@
           <w:szCs xmlns:w="http://schemas.openxmlformats.org/wordprocessingml/2006/main" w:val="22"/>
           <w:lang xmlns:w="http://schemas.openxmlformats.org/wordprocessingml/2006/main" w:val="en-US"/>
         </w:rPr>
-        <w:t xml:space="preserve">utilizing XGBoost, Scikit-Learn, and SARIMA algorithms for customer behavior and demand forecasting, directly optimizing operational unit economics and capacity planning by 20%.</w:t>
+        <w:t xml:space="preserve">including XGBoost, Random Forests, and SARIMA to forecast field support capacity and customer behavior, cutting operational response times by 20%.</w:t>
       </w:r>
     </w:p>
     <w:p>
@@ -1247,7 +1061,7 @@
           <w:sz xmlns:w="http://schemas.openxmlformats.org/wordprocessingml/2006/main" w:val="22"/>
           <w:szCs xmlns:w="http://schemas.openxmlformats.org/wordprocessingml/2006/main" w:val="22"/>
         </w:rPr>
-        <w:t>Integrated generative AI capabilities and conversational AI frameworks </w:t>
+        <w:t>Developed automated testing frameworks for Conversational AI </w:t>
       </w:r>
       <w:r>
         <w:rPr>
@@ -1256,7 +1070,7 @@
           <w:sz xmlns:w="http://schemas.openxmlformats.org/wordprocessingml/2006/main" w:val="22"/>
           <w:szCs xmlns:w="http://schemas.openxmlformats.org/wordprocessingml/2006/main" w:val="22"/>
         </w:rPr>
-        <w:t xml:space="preserve">into internal analytics tools leveraging prompt engineering and automated regex classification to enable natural language querying and cut manual turnaround time by 50%.</w:t>
+        <w:t xml:space="preserve">evaluating virtual assistant platforms (SpectrumIQ) through automated test pipelines, slashing manual QA turnaround time by 50%.</w:t>
       </w:r>
     </w:p>
     <w:p>
@@ -1272,21 +1086,12 @@
       </w:pPr>
       <w:r>
         <w:rPr>
-          <w:rFonts w:hint="default" w:asciiTheme="minorHAnsi" w:hAnsiTheme="minorHAnsi" w:eastAsiaTheme="minorHAnsi" w:cstheme="minorHAnsi"/>
-          <w:b/>
-          <w:bCs/>
-          <w:lang w:val="en-US" w:bidi="ar-SA"/>
-        </w:rPr>
-        <w:t>ETL Developer</w:t>
-      </w:r>
-      <w:r>
-        <w:rPr>
-          <w:rFonts w:hint="default" w:ascii="Calibri" w:hAnsi="Calibri" w:cs="Calibri"/>
-          <w:sz w:val="22"/>
-          <w:szCs w:val="22"/>
-          <w:lang w:val="en-US"/>
-        </w:rPr>
-        <w:t xml:space="preserve"> </w:t>
+          <w:rFonts xmlns:w="http://schemas.openxmlformats.org/wordprocessingml/2006/main" w:hint="default" w:asciiTheme="minorHAnsi" w:hAnsiTheme="minorHAnsi" w:eastAsiaTheme="minorHAnsi" w:cstheme="minorHAnsi"/>
+          <w:b xmlns:w="http://schemas.openxmlformats.org/wordprocessingml/2006/main"/>
+          <w:bCs xmlns:w="http://schemas.openxmlformats.org/wordprocessingml/2006/main"/>
+          <w:lang xmlns:w="http://schemas.openxmlformats.org/wordprocessingml/2006/main" w:val="en-US" w:bidi="ar-SA"/>
+        </w:rPr>
+        <w:t>Data Scientist &amp; Machine Learning Specialist</w:t>
       </w:r>
     </w:p>
     <w:p>
@@ -1315,7 +1120,7 @@
           <w:sz xmlns:w="http://schemas.openxmlformats.org/wordprocessingml/2006/main" w:val="22"/>
           <w:szCs xmlns:w="http://schemas.openxmlformats.org/wordprocessingml/2006/main" w:val="22"/>
         </w:rPr>
-        <w:t>Owned end-to-end production reliability, batch monitoring, and CI/CD operations </w:t>
+        <w:t>Designed and deployed machine learning pipelines </w:t>
       </w:r>
       <w:r>
         <w:rPr>
@@ -1324,7 +1129,7 @@
           <w:sz xmlns:w="http://schemas.openxmlformats.org/wordprocessingml/2006/main" w:val="22"/>
           <w:szCs xmlns:w="http://schemas.openxmlformats.org/wordprocessingml/2006/main" w:val="22"/>
         </w:rPr>
-        <w:t xml:space="preserve">across Airflow and cloud data warehouses, authoring rigorous runbooks and conducting Root Cause Analysis (RCA) postmortems to maintain strict SLA standards.</w:t>
+        <w:t xml:space="preserve">leveraging Scikit-Learn, PySpark, and XGBoost on multi-terabyte customer datasets to extract actionable operational signals and boost service reliability by 20%.</w:t>
       </w:r>
     </w:p>
     <w:p>
@@ -1353,7 +1158,7 @@
           <w:sz xmlns:w="http://schemas.openxmlformats.org/wordprocessingml/2006/main" w:val="22"/>
           <w:szCs xmlns:w="http://schemas.openxmlformats.org/wordprocessingml/2006/main" w:val="22"/>
         </w:rPr>
-        <w:t>Completed advanced coursework in information systems </w:t>
+        <w:t>Architected time-series forecasting frameworks </w:t>
       </w:r>
       <w:r>
         <w:rPr>
@@ -1362,7 +1167,7 @@
           <w:sz xmlns:w="http://schemas.openxmlformats.org/wordprocessingml/2006/main" w:val="22"/>
           <w:szCs xmlns:w="http://schemas.openxmlformats.org/wordprocessingml/2006/main" w:val="22"/>
         </w:rPr>
-        <w:t xml:space="preserve">and data science at University of Cincinnati, achieving a top-tier cumulative GPA of 3.95/4.0.</w:t>
+        <w:t xml:space="preserve">using SARIMA algorithms to predict field support demand and truck rolls, enabling optimized workforce capacity allocation.</w:t>
       </w:r>
     </w:p>
     <w:p>
@@ -1383,44 +1188,27 @@
           <w:szCs w:val="22"/>
         </w:rPr>
       </w:pPr>
-      <w:r>
-        <w:rPr>
-          <w:rFonts w:hint="default" w:ascii="Calibri" w:hAnsi="Calibri" w:eastAsia="SimSun" w:cs="Calibri"/>
-          <w:b/>
-          <w:bCs/>
-          <w:sz w:val="22"/>
-          <w:szCs w:val="22"/>
-        </w:rPr>
-        <w:t>Engineered an automated, notification-driven Data Quality Audit framework</w:t>
-      </w:r>
-      <w:r>
-        <w:rPr>
-          <w:rFonts w:hint="default" w:ascii="Calibri" w:hAnsi="Calibri" w:eastAsia="SimSun" w:cs="Calibri"/>
-          <w:sz w:val="22"/>
-          <w:szCs w:val="22"/>
-        </w:rPr>
-        <w:t xml:space="preserve"> that streamlined short-term validation cycles; reduced operational turnaround time by </w:t>
-      </w:r>
-      <w:r>
-        <w:rPr>
-          <w:rFonts w:hint="default" w:ascii="Calibri" w:hAnsi="Calibri" w:eastAsia="SimSun" w:cs="Calibri"/>
-          <w:b/>
-          <w:bCs/>
-          <w:sz w:val="22"/>
-          <w:szCs w:val="22"/>
-        </w:rPr>
-        <w:t>over 80%</w:t>
-      </w:r>
-      <w:r>
-        <w:rPr>
-          <w:rFonts w:hint="default" w:ascii="Calibri" w:hAnsi="Calibri" w:eastAsia="SimSun" w:cs="Calibri"/>
-          <w:sz w:val="22"/>
-          <w:szCs w:val="22"/>
-        </w:rPr>
-        <w:t xml:space="preserve"> while ensuring real-time data reliability.</w:t>
-      </w:r>
       <w:bookmarkStart w:id="0" w:name="_GoBack"/>
       <w:bookmarkEnd w:id="0"/>
+      <w:r>
+        <w:rPr>
+          <w:rFonts xmlns:w="http://schemas.openxmlformats.org/wordprocessingml/2006/main" w:hint="default" w:ascii="Calibri" w:hAnsi="Calibri" w:eastAsia="SimSun" w:cs="Calibri"/>
+          <w:b xmlns:w="http://schemas.openxmlformats.org/wordprocessingml/2006/main"/>
+          <w:bCs xmlns:w="http://schemas.openxmlformats.org/wordprocessingml/2006/main"/>
+          <w:sz xmlns:w="http://schemas.openxmlformats.org/wordprocessingml/2006/main" w:val="22"/>
+          <w:szCs xmlns:w="http://schemas.openxmlformats.org/wordprocessingml/2006/main" w:val="22"/>
+        </w:rPr>
+        <w:t>Implemented MLOps and automated data profiling </w:t>
+      </w:r>
+      <w:r>
+        <w:rPr>
+          <w:rFonts xmlns:w="http://schemas.openxmlformats.org/wordprocessingml/2006/main" w:hint="default" w:ascii="Calibri" w:hAnsi="Calibri" w:eastAsia="SimSun" w:cs="Calibri"/>
+          <w:bCs xmlns:w="http://schemas.openxmlformats.org/wordprocessingml/2006/main"/>
+          <w:sz xmlns:w="http://schemas.openxmlformats.org/wordprocessingml/2006/main" w:val="22"/>
+          <w:szCs xmlns:w="http://schemas.openxmlformats.org/wordprocessingml/2006/main" w:val="22"/>
+        </w:rPr>
+        <w:t xml:space="preserve">integrating automated feature extraction and data drift monitoring to ensure continuous model performance in production.</w:t>
+      </w:r>
     </w:p>
     <w:p>
       <w:pPr>
@@ -1439,7 +1227,7 @@
           <w:bCs xmlns:w="http://schemas.openxmlformats.org/wordprocessingml/2006/main"/>
           <w:lang xmlns:w="http://schemas.openxmlformats.org/wordprocessingml/2006/main" w:bidi="ar-SA"/>
         </w:rPr>
-        <w:t>Bachelor of Engineering in Petrochemical</w:t>
+        <w:t>Business Intelligence &amp; Data Governance Specialist</w:t>
       </w:r>
     </w:p>
     <w:p>
@@ -1469,7 +1257,7 @@
           <w:sz xmlns:w="http://schemas.openxmlformats.org/wordprocessingml/2006/main" w:val="22"/>
           <w:szCs xmlns:w="http://schemas.openxmlformats.org/wordprocessingml/2006/main" w:val="22"/>
         </w:rPr>
-        <w:t>Graduated with a Bachelor of Engineering </w:t>
+        <w:t>Engineered automated data quality firewalls </w:t>
       </w:r>
       <w:r>
         <w:rPr>
@@ -1478,7 +1266,7 @@
           <w:sz xmlns:w="http://schemas.openxmlformats.org/wordprocessingml/2006/main" w:val="22"/>
           <w:szCs xmlns:w="http://schemas.openxmlformats.org/wordprocessingml/2006/main" w:val="22"/>
         </w:rPr>
-        <w:t xml:space="preserve">from Pune University MIT, building a rigorous engineering foundation in complex system dynamics.</w:t>
+        <w:t xml:space="preserve">and Collibra source-to-target data lineage, cutting operational governance and data reconciliation turnaround by over 80%.</w:t>
       </w:r>
     </w:p>
     <w:p>
@@ -1508,7 +1296,7 @@
           <w:sz xmlns:w="http://schemas.openxmlformats.org/wordprocessingml/2006/main" w:val="22"/>
           <w:szCs xmlns:w="http://schemas.openxmlformats.org/wordprocessingml/2006/main" w:val="22"/>
         </w:rPr>
-        <w:t>Applied analytical problem-solving methodologies </w:t>
+        <w:t>Delivered executive decision intelligence platforms </w:t>
       </w:r>
       <w:r>
         <w:rPr>
@@ -1517,7 +1305,7 @@
           <w:sz xmlns:w="http://schemas.openxmlformats.org/wordprocessingml/2006/main" w:val="22"/>
           <w:szCs xmlns:w="http://schemas.openxmlformats.org/wordprocessingml/2006/main" w:val="22"/>
         </w:rPr>
-        <w:t xml:space="preserve">to model multivariate processes and optimize large-scale operational pipelines.</w:t>
+        <w:t xml:space="preserve">authoring Key Operating Metric (KOM) semantic models and interactive dashboards in Power BI (DAX) and Tableau to drive corporate strategy.</w:t>
       </w:r>
     </w:p>
     <w:p>
@@ -1548,7 +1336,7 @@
           <w:sz xmlns:w="http://schemas.openxmlformats.org/wordprocessingml/2006/main" w:val="22"/>
           <w:szCs xmlns:w="http://schemas.openxmlformats.org/wordprocessingml/2006/main" w:val="22"/>
         </w:rPr>
-        <w:t>Leveraged quantitative analytics techniques </w:t>
+        <w:t>Optimized dimensional schemas and data pipelines </w:t>
       </w:r>
       <w:r>
         <w:rPr>
@@ -1557,7 +1345,7 @@
           <w:sz xmlns:w="http://schemas.openxmlformats.org/wordprocessingml/2006/main" w:val="22"/>
           <w:szCs xmlns:w="http://schemas.openxmlformats.org/wordprocessingml/2006/main" w:val="22"/>
         </w:rPr>
-        <w:t xml:space="preserve">for systematic data evaluation and performance optimization.</w:t>
+        <w:t xml:space="preserve">across Azure Synapse, SQL, and Snowflake, enforcing strict data governance and high-availability standards.</w:t>
       </w:r>
     </w:p>
     <w:p>
@@ -1580,22 +1368,21 @@
       </w:pPr>
       <w:r>
         <w:rPr>
-          <w:rFonts xmlns:w="http://schemas.openxmlformats.org/wordprocessingml/2006/main" w:hint="default" w:ascii="Calibri" w:hAnsi="Calibri" w:cs="Calibri"/>
-          <w:b xmlns:w="http://schemas.openxmlformats.org/wordprocessingml/2006/main"/>
-          <w:bCs xmlns:w="http://schemas.openxmlformats.org/wordprocessingml/2006/main"/>
-          <w:sz xmlns:w="http://schemas.openxmlformats.org/wordprocessingml/2006/main" w:val="22"/>
-          <w:szCs xmlns:w="http://schemas.openxmlformats.org/wordprocessingml/2006/main" w:val="22"/>
-        </w:rPr>
-        <w:t>Co-engineered the enterprise-wide Data Advocacy &amp; Governance Program</w:t>
-      </w:r>
-      <w:r>
-        <w:rPr>
-          <w:rFonts xmlns:w="http://schemas.openxmlformats.org/wordprocessingml/2006/main" w:hint="default" w:ascii="Calibri" w:hAnsi="Calibri" w:cs="Calibri"/>
-          <w:bCs xmlns:w="http://schemas.openxmlformats.org/wordprocessingml/2006/main"/>
-          <w:sz xmlns:w="http://schemas.openxmlformats.org/wordprocessingml/2006/main" w:val="22"/>
-          <w:szCs xmlns:w="http://schemas.openxmlformats.org/wordprocessingml/2006/main" w:val="22"/>
-        </w:rPr>
-        <w:t xml:space="preserve"> across insurance portfolios, establishing foundational frameworks for data democratization and organizational accountability.</w:t>
+          <w:rFonts w:hint="default" w:ascii="Calibri" w:hAnsi="Calibri" w:cs="Calibri"/>
+          <w:b/>
+          <w:bCs/>
+          <w:sz w:val="22"/>
+          <w:szCs w:val="22"/>
+        </w:rPr>
+        <w:t>Resolved high-complexity, cross-functional BI challenges</w:t>
+      </w:r>
+      <w:r>
+        <w:rPr>
+          <w:rFonts w:hint="default" w:ascii="Calibri" w:hAnsi="Calibri" w:cs="Calibri"/>
+          <w:sz w:val="22"/>
+          <w:szCs w:val="22"/>
+        </w:rPr>
+        <w:t xml:space="preserve"> by performing advanced statistical analysis to decode intricate data relationships and anomalies, directly influencing strategic business decisions.</w:t>
       </w:r>
     </w:p>
     <w:p>
